--- a/dotnet/tests/corpus/features/tabbed.docx
+++ b/dotnet/tests/corpus/features/tabbed.docx
@@ -14,13 +14,13 @@
       </w:pPr>
       <w:r>
         <w:rPr/>
-        <w:t>Alpha</w:t>
-        <w:tab/>
-        <w:t>Beta</w:t>
-        <w:tab/>
-        <w:t>Gamma</w:t>
-        <w:tab/>
-        <w:t>Delta</w:t>
+        <w:t>Aa</w:t>
+        <w:tab/>
+        <w:t>Bb</w:t>
+        <w:tab/>
+        <w:t>Cc</w:t>
+        <w:tab/>
+        <w:t>Dd</w:t>
       </w:r>
     </w:p>
     <w:p>
@@ -35,13 +35,13 @@
       </w:pPr>
       <w:r>
         <w:rPr/>
-        <w:t>Considerably</w:t>
-        <w:tab/>
-        <w:t>longer</w:t>
-        <w:tab/>
-        <w:t>entries</w:t>
-        <w:tab/>
-        <w:t>here</w:t>
+        <w:t>Ee</w:t>
+        <w:tab/>
+        <w:t>Ff</w:t>
+        <w:tab/>
+        <w:t>Gg</w:t>
+        <w:tab/>
+        <w:t>Hh</w:t>
       </w:r>
     </w:p>
     <w:p>
@@ -56,13 +56,13 @@
       </w:pPr>
       <w:r>
         <w:rPr/>
-        <w:t>One</w:t>
-        <w:tab/>
-        <w:t>Two</w:t>
-        <w:tab/>
-        <w:t>Three</w:t>
-        <w:tab/>
-        <w:t>Four</w:t>
+        <w:t>Ii</w:t>
+        <w:tab/>
+        <w:t>Jj</w:t>
+        <w:tab/>
+        <w:t>Kk</w:t>
+        <w:tab/>
+        <w:t>Ll</w:t>
       </w:r>
     </w:p>
     <w:p>
